--- a/ujian-sekolah/templates/tpl_lampiran.docx
+++ b/ujian-sekolah/templates/tpl_lampiran.docx
@@ -1,6 +1,6 @@
 
 <file path=word/document.xml><?xml version="1.0" encoding="UTF-8" standalone="yes"?>
-<w:document xmlns:wpc="http://schemas.microsoft.com/office/word/2010/wordprocessingCanvas" xmlns:cx="http://schemas.microsoft.com/office/drawing/2014/chartex" xmlns:cx1="http://schemas.microsoft.com/office/drawing/2015/9/8/chartex" xmlns:cx2="http://schemas.microsoft.com/office/drawing/2015/10/21/chartex" xmlns:cx3="http://schemas.microsoft.com/office/drawing/2016/5/9/chartex" xmlns:cx4="http://schemas.microsoft.com/office/drawing/2016/5/10/chartex" xmlns:cx5="http://schemas.microsoft.com/office/drawing/2016/5/11/chartex" xmlns:cx6="http://schemas.microsoft.com/office/drawing/2016/5/12/chartex" xmlns:cx7="http://schemas.microsoft.com/office/drawing/2016/5/13/chartex" xmlns:cx8="http://schemas.microsoft.com/office/drawing/2016/5/14/chartex" xmlns:mc="http://schemas.openxmlformats.org/markup-compatibility/2006" xmlns:aink="http://schemas.microsoft.com/office/drawing/2016/ink" xmlns:am3d="http://schemas.microsoft.com/office/drawing/2017/model3d" xmlns:o="urn:schemas-microsoft-com:office:office" xmlns:oel="http://schemas.microsoft.com/office/2019/extlst" xmlns:r="http://schemas.openxmlformats.org/officeDocument/2006/relationships" xmlns:m="http://schemas.openxmlformats.org/officeDocument/2006/math" xmlns:v="urn:schemas-microsoft-com:vml" xmlns:wp14="http://schemas.microsoft.com/office/word/2010/wordprocessingDrawing" xmlns:wp="http://schemas.openxmlformats.org/drawingml/2006/wordprocessingDrawing" xmlns:w10="urn:schemas-microsoft-com:office:word" xmlns:w="http://schemas.openxmlformats.org/wordprocessingml/2006/main" xmlns:w14="http://schemas.microsoft.com/office/word/2010/wordml" xmlns:w15="http://schemas.microsoft.com/office/word/2012/wordml" xmlns:w16cex="http://schemas.microsoft.com/office/word/2018/wordml/cex" xmlns:w16cid="http://schemas.microsoft.com/office/word/2016/wordml/cid" xmlns:w16="http://schemas.microsoft.com/office/word/2018/wordml" xmlns:w16du="http://schemas.microsoft.com/office/word/2023/wordml/word16du" xmlns:w16sdtdh="http://schemas.microsoft.com/office/word/2020/wordml/sdtdatahash" xmlns:w16sdtfl="http://schemas.microsoft.com/office/word/2024/wordml/sdtformatlock" xmlns:w16se="http://schemas.microsoft.com/office/word/2015/wordml/symex" xmlns:wpg="http://schemas.microsoft.com/office/word/2010/wordprocessingGroup" xmlns:wpi="http://schemas.microsoft.com/office/word/2010/wordprocessingInk" xmlns:wne="http://schemas.microsoft.com/office/word/2006/wordml" xmlns:wps="http://schemas.microsoft.com/office/word/2010/wordprocessingShape" mc:Ignorable="w14 w15 w16se w16cid w16 w16cex w16sdtdh w16sdtfl w16du wp14"><w:body><w:p><w:pPr><w:spacing w:after="0" w:line="276" w:lineRule="auto"/><w:jc w:val="center"/><w:rPr><w:rFonts w:ascii="Times New Roman" w:hAnsi="Times New Roman" w:cs="Times New Roman"/><w:b/><w:bCs/><w:sz w:val="24"/><w:szCs w:val="24"/><w:u w:val="single"/></w:rPr></w:pPr><w:r><w:t>{no_surat}</w:t></w:r></w:p><w:p><w:pPr><w:spacing w:after="120" w:line="276" w:lineRule="auto"/><w:jc w:val="both"/><w:rPr><w:rFonts w:ascii="Times New Roman" w:hAnsi="Times New Roman" w:cs="Times New Roman"/><w:sz w:val="24"/><w:szCs w:val="24"/></w:rPr></w:pPr><w:r><w:t>{nama_siswa}</w:t></w:r></w:p><w:p><w:pPr><w:tabs><w:tab w:val="left" w:pos="3969"/><w:tab w:val="left" w:pos="4253"/></w:tabs><w:spacing w:after="0" w:line="276" w:lineRule="auto"/><w:ind w:left="709"/><w:jc w:val="both"/><w:rPr><w:rFonts w:ascii="Times New Roman" w:hAnsi="Times New Roman" w:cs="Times New Roman"/><w:sz w:val="24"/><w:szCs w:val="24"/></w:rPr></w:pPr><w:r><w:t>{tempat_lahir}</w:t></w:r><w:r><w:t>{tgl_lahir}</w:t></w:r></w:p><w:p><w:pPr><w:tabs><w:tab w:val="left" w:pos="3969"/><w:tab w:val="left" w:pos="4253"/></w:tabs><w:spacing w:after="0" w:line="276" w:lineRule="auto"/><w:ind w:left="709"/><w:jc w:val="both"/><w:rPr><w:rFonts w:ascii="Times New Roman" w:hAnsi="Times New Roman" w:cs="Times New Roman"/><w:sz w:val="24"/><w:szCs w:val="24"/></w:rPr></w:pPr><w:r><w:t>{nama_orang_tua}</w:t></w:r></w:p><w:p><w:pPr><w:tabs><w:tab w:val="left" w:pos="3969"/><w:tab w:val="left" w:pos="4253"/></w:tabs><w:spacing w:after="0" w:line="276" w:lineRule="auto"/><w:ind w:left="709"/><w:jc w:val="both"/><w:rPr><w:rFonts w:ascii="Times New Roman" w:hAnsi="Times New Roman" w:cs="Times New Roman"/><w:sz w:val="24"/><w:szCs w:val="24"/></w:rPr></w:pPr><w:r><w:t>{nis}</w:t></w:r></w:p><w:p><w:pPr><w:tabs><w:tab w:val="left" w:pos="3969"/><w:tab w:val="left" w:pos="4253"/></w:tabs><w:spacing w:after="0" w:line="276" w:lineRule="auto"/><w:ind w:left="709"/><w:jc w:val="both"/><w:rPr><w:rFonts w:ascii="Times New Roman" w:hAnsi="Times New Roman" w:cs="Times New Roman"/><w:sz w:val="24"/><w:szCs w:val="24"/></w:rPr></w:pPr><w:r><w:t>{nisn}</w:t></w:r></w:p><w:p><w:pPr><w:spacing w:before="120" w:line="276" w:lineRule="auto"/><w:ind w:firstLine="709"/><w:jc w:val="both"/><w:rPr><w:rFonts w:ascii="Times New Roman" w:hAnsi="Times New Roman" w:cs="Times New Roman"/><w:sz w:val="24"/><w:szCs w:val="24"/></w:rPr></w:pPr><w:r><w:t>{pai}</w:t></w:r></w:p></w:tc></w:tr><w:tr><w:tc><w:tcPr><w:tcW w:w="570" w:type="dxa"/></w:tcPr><w:p><w:pPr><w:spacing w:line="276" w:lineRule="auto"/><w:jc w:val="center"/><w:rPr><w:rFonts w:ascii="Times New Roman" w:hAnsi="Times New Roman" w:cs="Times New Roman"/><w:sz w:val="24"/><w:szCs w:val="24"/></w:rPr></w:pPr><w:r><w:t>{pp}</w:t></w:r></w:p></w:tc></w:tr><w:tr><w:tc><w:tcPr><w:tcW w:w="570" w:type="dxa"/></w:tcPr><w:p><w:pPr><w:spacing w:line="276" w:lineRule="auto"/><w:jc w:val="center"/><w:rPr><w:rFonts w:ascii="Times New Roman" w:hAnsi="Times New Roman" w:cs="Times New Roman"/><w:sz w:val="24"/><w:szCs w:val="24"/></w:rPr></w:pPr><w:r><w:t>{bind}</w:t></w:r></w:p></w:tc></w:tr><w:tr><w:tc><w:tcPr><w:tcW w:w="570" w:type="dxa"/></w:tcPr><w:p><w:pPr><w:spacing w:line="276" w:lineRule="auto"/><w:jc w:val="center"/><w:rPr><w:rFonts w:ascii="Times New Roman" w:hAnsi="Times New Roman" w:cs="Times New Roman"/><w:sz w:val="24"/><w:szCs w:val="24"/></w:rPr></w:pPr><w:r><w:t>{mtk}</w:t></w:r></w:p></w:tc></w:tr><w:tr><w:tc><w:tcPr><w:tcW w:w="570" w:type="dxa"/></w:tcPr><w:p><w:pPr><w:spacing w:line="276" w:lineRule="auto"/><w:jc w:val="center"/><w:rPr><w:rFonts w:ascii="Times New Roman" w:hAnsi="Times New Roman" w:cs="Times New Roman"/><w:sz w:val="24"/><w:szCs w:val="24"/></w:rPr></w:pPr><w:r><w:t>{ipas}</w:t></w:r></w:p></w:tc></w:tr><w:tr><w:tc><w:tcPr><w:tcW w:w="570" w:type="dxa"/></w:tcPr><w:p><w:pPr><w:spacing w:line="276" w:lineRule="auto"/><w:jc w:val="center"/><w:rPr><w:rFonts w:ascii="Times New Roman" w:hAnsi="Times New Roman" w:cs="Times New Roman"/><w:sz w:val="24"/><w:szCs w:val="24"/></w:rPr></w:pPr><w:r><w:t>{sb}</w:t></w:r></w:p></w:tc></w:tr><w:tr><w:tc><w:tcPr><w:tcW w:w="570" w:type="dxa"/></w:tcPr><w:p><w:pPr><w:spacing w:line="276" w:lineRule="auto"/><w:jc w:val="center"/><w:rPr><w:rFonts w:ascii="Times New Roman" w:hAnsi="Times New Roman" w:cs="Times New Roman"/><w:sz w:val="24"/><w:szCs w:val="24"/></w:rPr></w:pPr><w:r><w:t>{pjok}</w:t></w:r></w:p></w:tc></w:tr><w:tr><w:tc><w:tcPr><w:tcW w:w="570" w:type="dxa"/></w:tcPr><w:p><w:pPr><w:spacing w:line="276" w:lineRule="auto"/><w:jc w:val="center"/><w:rPr><w:rFonts w:ascii="Times New Roman" w:hAnsi="Times New Roman" w:cs="Times New Roman"/><w:sz w:val="24"/><w:szCs w:val="24"/></w:rPr></w:pPr><w:r><w:t>{bing}</w:t></w:r></w:p></w:tc></w:tr><w:tr><w:tc><w:tcPr><w:tcW w:w="9363" w:type="dxa"/><w:gridSpan w:val="3"/><w:shd w:val="clear" w:color="auto" w:fill="E7E6E6" w:themeFill="background2"/></w:tcPr><w:p><w:pPr><w:spacing w:line="276" w:lineRule="auto"/><w:jc w:val="both"/><w:rPr><w:rFonts w:ascii="Times New Roman" w:hAnsi="Times New Roman" w:cs="Times New Roman"/><w:sz w:val="24"/><w:szCs w:val="24"/></w:rPr></w:pPr><w:r><w:t>{bsund}</w:t></w:r></w:p></w:tc></w:tr><w:tr><w:tc><w:tcPr><w:tcW w:w="570" w:type="dxa"/></w:tcPr><w:p><w:pPr><w:spacing w:line="276" w:lineRule="auto"/><w:jc w:val="both"/><w:rPr><w:rFonts w:ascii="Times New Roman" w:hAnsi="Times New Roman" w:cs="Times New Roman"/><w:sz w:val="24"/><w:szCs w:val="24"/></w:rPr></w:pPr></w:p></w:tc><w:tc><w:tcPr><w:tcW w:w="6234" w:type="dxa"/></w:tcPr><w:p><w:pPr><w:pStyle w:val="ListParagraph"/><w:numPr><w:ilvl w:val="0"/><w:numId w:val="2"/></w:numPr><w:spacing w:line="276" w:lineRule="auto"/><w:contextualSpacing w:val="0"/><w:jc w:val="both"/><w:rPr><w:rFonts w:ascii="Times New Roman" w:hAnsi="Times New Roman" w:cs="Times New Roman"/><w:sz w:val="24"/><w:szCs w:val="24"/></w:rPr></w:pPr><w:r><w:t>{tik}</w:t></w:r></w:p></w:tc></w:tr><w:tr><w:tc><w:tcPr><w:tcW w:w="570" w:type="dxa"/></w:tcPr><w:p><w:pPr><w:spacing w:line="276" w:lineRule="auto"/><w:jc w:val="both"/><w:rPr><w:rFonts w:ascii="Times New Roman" w:hAnsi="Times New Roman" w:cs="Times New Roman"/><w:sz w:val="24"/><w:szCs w:val="24"/></w:rPr></w:pPr></w:p></w:tc><w:tc><w:tcPr><w:tcW w:w="6234" w:type="dxa"/></w:tcPr><w:p><w:pPr><w:pStyle w:val="ListParagraph"/><w:numPr><w:ilvl w:val="0"/><w:numId w:val="2"/></w:numPr><w:spacing w:line="276" w:lineRule="auto"/><w:contextualSpacing w:val="0"/><w:jc w:val="both"/><w:rPr><w:rFonts w:ascii="Times New Roman" w:hAnsi="Times New Roman" w:cs="Times New Roman"/><w:sz w:val="24"/><w:szCs w:val="24"/></w:rPr></w:pPr><w:r><w:rPr><w:rFonts w:ascii="Times New Roman" w:hAnsi="Times New Roman" w:cs="Times New Roman"/><w:sz w:val="24"/><w:szCs w:val="24"/></w:rPr><w:t>Koding dan Kecerdasan Artifisial</w:t></w:r></w:p></w:tc><w:tc><w:tcPr><w:tcW w:w="2552" w:type="dxa"/></w:tcPr><w:p><w:pPr><w:spacing w:line="276" w:lineRule="auto"/><w:jc w:val="center"/><w:rPr><w:rFonts w:ascii="Times New Roman" w:hAnsi="Times New Roman" w:cs="Times New Roman"/><w:color w:val="EE0000"/><w:sz w:val="24"/><w:szCs w:val="24"/></w:rPr></w:pPr><w:r><w:rPr><w:rFonts w:ascii="Times New Roman" w:hAnsi="Times New Roman" w:cs="Times New Roman"/><w:color w:val="EE0000"/><w:sz w:val="24"/><w:szCs w:val="24"/></w:rPr><w:t>{kka}</w:t></w:r></w:p></w:tc></w:tr></w:tbl><w:p><w:pPr><w:spacing w:after="0" w:line="276" w:lineRule="auto"/><w:jc w:val="both"/><w:rPr><w:rFonts w:ascii="Times New Roman" w:hAnsi="Times New Roman" w:cs="Times New Roman"/><w:sz w:val="24"/><w:szCs w:val="24"/></w:rPr></w:pPr></w:p><w:p><w:pPr><w:spacing w:after="240" w:line="276" w:lineRule="auto"/><w:jc w:val="both"/><w:rPr><w:rFonts w:ascii="Times New Roman" w:hAnsi="Times New Roman" w:cs="Times New Roman"/><w:sz w:val="24"/><w:szCs w:val="24"/></w:rPr></w:pPr><w:r><w:rPr><w:rFonts w:ascii="Times New Roman" w:hAnsi="Times New Roman" w:cs="Times New Roman"/><w:sz w:val="24"/><w:szCs w:val="24"/></w:rPr><w:t>Demikian surat keterangan ini dibuat dengan sebenar-benarnya, agar dapat dipergunakan sebagaimana mestinya.</w:t></w:r></w:p><w:p><w:pPr><w:tabs><w:tab w:val="left" w:pos="5387"/></w:tabs><w:spacing w:after="0" w:line="276" w:lineRule="auto"/><w:jc w:val="both"/><w:rPr><w:rFonts w:ascii="Times New Roman" w:hAnsi="Times New Roman" w:cs="Times New Roman"/><w:sz w:val="24"/><w:szCs w:val="24"/></w:rPr></w:pPr><w:r><w:rPr><w:rFonts w:ascii="Times New Roman" w:hAnsi="Times New Roman" w:cs="Times New Roman"/><w:sz w:val="24"/><w:szCs w:val="24"/></w:rPr><w:tab/></w:r><w:r><w:rPr><w:rFonts w:ascii="Times New Roman" w:hAnsi="Times New Roman" w:cs="Times New Roman"/><w:sz w:val="24"/><w:szCs w:val="24"/></w:rPr><w:t>Ditetapkan di: Kota Depok</w:t></w:r></w:p><w:p><w:pPr><w:tabs><w:tab w:val="left" w:pos="5387"/></w:tabs><w:spacing w:after="0" w:line="276" w:lineRule="auto"/><w:jc w:val="both"/><w:rPr><w:rFonts w:ascii="Times New Roman" w:hAnsi="Times New Roman" w:cs="Times New Roman"/><w:sz w:val="24"/><w:szCs w:val="24"/></w:rPr></w:pPr><w:r><w:rPr><w:rFonts w:ascii="Times New Roman" w:hAnsi="Times New Roman" w:cs="Times New Roman"/><w:sz w:val="24"/><w:szCs w:val="24"/></w:rPr><w:tab/></w:r><w:r><w:rPr><w:rFonts w:ascii="Times New Roman" w:hAnsi="Times New Roman" w:cs="Times New Roman"/><w:sz w:val="24"/><w:szCs w:val="24"/></w:rPr><w:t xml:space="preserve">Pada tanggal: </w:t></w:r><w:r><w:rPr><w:rFonts w:ascii="Times New Roman" w:hAnsi="Times New Roman" w:cs="Times New Roman"/><w:color w:val="EE0000"/><w:sz w:val="24"/><w:szCs w:val="24"/></w:rPr><w:t>2 Juni 2025</w:t></w:r></w:p><w:p><w:pPr><w:tabs><w:tab w:val="left" w:pos="5387"/></w:tabs><w:spacing w:after="840" w:line="276" w:lineRule="auto"/><w:jc w:val="both"/><w:rPr><w:rFonts w:ascii="Times New Roman" w:hAnsi="Times New Roman" w:cs="Times New Roman"/><w:sz w:val="24"/><w:szCs w:val="24"/></w:rPr></w:pPr><w:r><w:rPr><w:rFonts w:ascii="Times New Roman" w:hAnsi="Times New Roman" w:cs="Times New Roman"/><w:sz w:val="24"/><w:szCs w:val="24"/></w:rPr><w:tab/></w:r><w:r><w:rPr><w:rFonts w:ascii="Times New Roman" w:hAnsi="Times New Roman" w:cs="Times New Roman"/><w:sz w:val="24"/><w:szCs w:val="24"/></w:rPr><w:t>Kepala SD Muhammadiyah 01 Kukusan</w:t></w:r></w:p><w:p><w:pPr><w:tabs><w:tab w:val="left" w:pos="5387"/></w:tabs><w:spacing w:after="0" w:line="276" w:lineRule="auto"/><w:jc w:val="both"/><w:rPr><w:rFonts w:ascii="Times New Roman" w:hAnsi="Times New Roman" w:cs="Times New Roman"/><w:b/><w:bCs/><w:sz w:val="24"/><w:szCs w:val="24"/><w:u w:val="single"/></w:rPr></w:pPr><w:r><w:rPr><w:rFonts w:ascii="Times New Roman" w:hAnsi="Times New Roman" w:cs="Times New Roman"/><w:sz w:val="24"/><w:szCs w:val="24"/></w:rPr><w:tab/></w:r><w:r><w:rPr><w:rFonts w:ascii="Times New Roman" w:hAnsi="Times New Roman" w:cs="Times New Roman"/><w:b/><w:bCs/><w:sz w:val="24"/><w:szCs w:val="24"/><w:u w:val="single"/></w:rPr><w:t>Mudzakkir Walad, S.Pd</w:t></w:r></w:p><w:p><w:pPr><w:tabs><w:tab w:val="left" w:pos="5387"/></w:tabs><w:spacing w:after="0" w:line="276" w:lineRule="auto"/><w:jc w:val="both"/><w:rPr><w:rFonts w:ascii="Times New Roman" w:hAnsi="Times New Roman" w:cs="Times New Roman"/><w:b/><w:bCs/><w:sz w:val="24"/><w:szCs w:val="24"/></w:rPr></w:pPr><w:r><w:rPr><w:rFonts w:ascii="Times New Roman" w:hAnsi="Times New Roman" w:cs="Times New Roman"/><w:b/><w:bCs/><w:sz w:val="24"/><w:szCs w:val="24"/></w:rPr><w:tab/></w:r><w:r><w:rPr><w:rFonts w:ascii="Times New Roman" w:hAnsi="Times New Roman" w:cs="Times New Roman"/><w:b/><w:bCs/><w:sz w:val="24"/><w:szCs w:val="24"/></w:rPr><w:t>NBM. 1167333</w:t></w:r></w:p><w:sectPr><w:headerReference w:type="default" r:id="rId8"/><w:pgSz w:w="12240" w:h="18720" w:code="14"/><w:pgMar w:top="2552" w:right="1440" w:bottom="567" w:left="1440" w:header="708" w:footer="708" w:gutter="0"/><w:cols w:space="708"/><w:docGrid w:linePitch="360"/></w:sectPr></w:body></w:document>
+<w:document xmlns:wpc="http://schemas.microsoft.com/office/word/2010/wordprocessingCanvas" xmlns:cx="http://schemas.microsoft.com/office/drawing/2014/chartex" xmlns:cx1="http://schemas.microsoft.com/office/drawing/2015/9/8/chartex" xmlns:cx2="http://schemas.microsoft.com/office/drawing/2015/10/21/chartex" xmlns:cx3="http://schemas.microsoft.com/office/drawing/2016/5/9/chartex" xmlns:cx4="http://schemas.microsoft.com/office/drawing/2016/5/10/chartex" xmlns:cx5="http://schemas.microsoft.com/office/drawing/2016/5/11/chartex" xmlns:cx6="http://schemas.microsoft.com/office/drawing/2016/5/12/chartex" xmlns:cx7="http://schemas.microsoft.com/office/drawing/2016/5/13/chartex" xmlns:cx8="http://schemas.microsoft.com/office/drawing/2016/5/14/chartex" xmlns:mc="http://schemas.openxmlformats.org/markup-compatibility/2006" xmlns:aink="http://schemas.microsoft.com/office/drawing/2016/ink" xmlns:am3d="http://schemas.microsoft.com/office/drawing/2017/model3d" xmlns:o="urn:schemas-microsoft-com:office:office" xmlns:oel="http://schemas.microsoft.com/office/2019/extlst" xmlns:r="http://schemas.openxmlformats.org/officeDocument/2006/relationships" xmlns:m="http://schemas.openxmlformats.org/officeDocument/2006/math" xmlns:v="urn:schemas-microsoft-com:vml" xmlns:wp14="http://schemas.microsoft.com/office/word/2010/wordprocessingDrawing" xmlns:wp="http://schemas.openxmlformats.org/drawingml/2006/wordprocessingDrawing" xmlns:w10="urn:schemas-microsoft-com:office:word" xmlns:w="http://schemas.openxmlformats.org/wordprocessingml/2006/main" xmlns:w14="http://schemas.microsoft.com/office/word/2010/wordml" xmlns:w15="http://schemas.microsoft.com/office/word/2012/wordml" xmlns:w16cex="http://schemas.microsoft.com/office/word/2018/wordml/cex" xmlns:w16cid="http://schemas.microsoft.com/office/word/2016/wordml/cid" xmlns:w16="http://schemas.microsoft.com/office/word/2018/wordml" xmlns:w16du="http://schemas.microsoft.com/office/word/2023/wordml/word16du" xmlns:w16sdtdh="http://schemas.microsoft.com/office/word/2020/wordml/sdtdatahash" xmlns:w16sdtfl="http://schemas.microsoft.com/office/word/2024/wordml/sdtformatlock" xmlns:w16se="http://schemas.microsoft.com/office/word/2015/wordml/symex" xmlns:wpg="http://schemas.microsoft.com/office/word/2010/wordprocessingGroup" xmlns:wpi="http://schemas.microsoft.com/office/word/2010/wordprocessingInk" xmlns:wne="http://schemas.microsoft.com/office/word/2006/wordml" xmlns:wps="http://schemas.microsoft.com/office/word/2010/wordprocessingShape" mc:Ignorable="w14 w15 w16se w16cid w16 w16cex w16sdtdh w16sdtfl w16du wp14"><w:body><w:p><w:pPr><w:spacing w:after="0" w:line="276" w:lineRule="auto"/><w:jc w:val="center"/><w:rPr><w:rFonts w:ascii="Times New Roman" w:hAnsi="Times New Roman" w:cs="Times New Roman"/><w:b/><w:bCs/><w:sz w:val="24"/><w:szCs w:val="24"/><w:u w:val="single"/></w:rPr></w:pPr><w:r><w:rPr><w:rFonts w:ascii="Times New Roman" w:hAnsi="Times New Roman" w:cs="Times New Roman"/><w:b/><w:bCs/><w:sz w:val="24"/><w:szCs w:val="24"/><w:u w:val="single"/></w:rPr><w:t>SURAT KETERANGAN LULUS</w:t></w:r></w:p><w:p><w:pPr><w:spacing w:after="240" w:line="276" w:lineRule="auto"/><w:jc w:val="center"/><w:rPr><w:rFonts w:ascii="Times New Roman" w:hAnsi="Times New Roman" w:cs="Times New Roman"/><w:sz w:val="24"/><w:szCs w:val="24"/></w:rPr></w:pPr><w:r><w:rPr><w:rFonts w:ascii="Times New Roman" w:hAnsi="Times New Roman" w:cs="Times New Roman"/><w:sz w:val="24"/><w:szCs w:val="24"/></w:rPr><w:t>Nomor:</w:t></w:r><w:r><w:rPr><w:rFonts w:ascii="Times New Roman" w:hAnsi="Times New Roman" w:cs="Times New Roman"/><w:sz w:val="24"/><w:szCs w:val="24"/></w:rPr><w:t xml:space="preserve"> </w:t></w:r><w:r><w:rPr><w:r><w:rPr><w:rFonts w:ascii="Times New Roman" w:hAnsi="Times New Roman" w:cs="Times New Roman"/><w:sz w:val="24"/><w:szCs w:val="24"/></w:rPr><w:t>{no_surat}</w:t></w:r></w:p><w:p><w:pPr><w:spacing w:after="120" w:line="276" w:lineRule="auto"/><w:jc w:val="both"/><w:rPr><w:rFonts w:ascii="Times New Roman" w:hAnsi="Times New Roman" w:cs="Times New Roman"/><w:sz w:val="24"/><w:szCs w:val="24"/></w:rPr></w:pPr><w:r><w:rPr><w:rFonts w:ascii="Times New Roman" w:hAnsi="Times New Roman" w:cs="Times New Roman"/><w:sz w:val="24"/><w:szCs w:val="24"/></w:rPr><w:t xml:space="preserve">Kepala Sekolah Dasar Muhammadiyah 01 Kukusan Kecamatan Beji Kota Depok selaku Ketua Penyelenggara Penilaian Sumatif Akhir Jenjang Sekolah Dasar Tahun Pelajaran </w:t></w:r><w:r><w:rPr><w:rFonts w:ascii="Times New Roman" w:hAnsi="Times New Roman" w:cs="Times New Roman"/><w:color w:val="EE0000"/><w:sz w:val="24"/><w:szCs w:val="24"/></w:rPr><w:t xml:space="preserve">2024/2025 </w:t></w:r><w:r><w:rPr><w:rFonts w:ascii="Times New Roman" w:hAnsi="Times New Roman" w:cs="Times New Roman"/><w:sz w:val="24"/><w:szCs w:val="24"/></w:rPr><w:t>berdasarkan:</w:t></w:r></w:p><w:p><w:pPr><w:pStyle w:val="ListParagraph"/><w:numPr><w:ilvl w:val="0"/><w:numId w:val="1"/></w:numPr><w:spacing w:after="0" w:line="276" w:lineRule="auto"/><w:contextualSpacing w:val="0"/><w:jc w:val="both"/><w:rPr><w:rFonts w:ascii="Times New Roman" w:hAnsi="Times New Roman" w:cs="Times New Roman"/><w:sz w:val="24"/><w:szCs w:val="24"/></w:rPr></w:pPr><w:r><w:rPr><w:rFonts w:ascii="Times New Roman" w:hAnsi="Times New Roman" w:cs="Times New Roman"/><w:sz w:val="24"/><w:szCs w:val="24"/></w:rPr><w:t>Ketuntasan dari seluruh program pembelajaran pada Kurikulum Merdeka</w:t></w:r></w:p><w:p><w:pPr><w:pStyle w:val="ListParagraph"/><w:numPr><w:ilvl w:val="0"/><w:numId w:val="1"/></w:numPr><w:spacing w:after="0" w:line="276" w:lineRule="auto"/><w:contextualSpacing w:val="0"/><w:jc w:val="both"/><w:rPr><w:rFonts w:ascii="Times New Roman" w:hAnsi="Times New Roman" w:cs="Times New Roman"/><w:sz w:val="24"/><w:szCs w:val="24"/></w:rPr></w:pPr><w:r><w:rPr><w:rFonts w:ascii="Times New Roman" w:hAnsi="Times New Roman" w:cs="Times New Roman"/><w:sz w:val="24"/><w:szCs w:val="24"/></w:rPr><w:t>Kriteria kelulusan dari Satuan Pendidikan sesuai dengan Peraturan Perundang-undangan yang saat ini berlaku</w:t></w:r></w:p><w:p><w:pPr><w:pStyle w:val="ListParagraph"/><w:numPr><w:ilvl w:val="0"/><w:numId w:val="1"/></w:numPr><w:spacing w:after="120" w:line="276" w:lineRule="auto"/><w:ind w:left="714" w:hanging="357"/><w:contextualSpacing w:val="0"/><w:jc w:val="both"/><w:rPr><w:rFonts w:ascii="Times New Roman" w:hAnsi="Times New Roman" w:cs="Times New Roman"/><w:sz w:val="24"/><w:szCs w:val="24"/></w:rPr></w:pPr><w:r><w:rPr><w:rFonts w:ascii="Times New Roman" w:hAnsi="Times New Roman" w:cs="Times New Roman"/><w:sz w:val="24"/><w:szCs w:val="24"/></w:rPr><w:t xml:space="preserve">Rapat Pleno Dewan Guru tentang Kelulusan yang dilaksanakan pada tanggal </w:t></w:r><w:r><w:rPr><w:rFonts w:ascii="Times New Roman" w:hAnsi="Times New Roman" w:cs="Times New Roman"/><w:color w:val="EE0000"/><w:sz w:val="24"/><w:szCs w:val="24"/></w:rPr><w:t>28 Mei 2025</w:t></w:r><w:r><w:rPr><w:rFonts w:ascii="Times New Roman" w:hAnsi="Times New Roman" w:cs="Times New Roman"/><w:sz w:val="24"/><w:szCs w:val="24"/></w:rPr><w:t>.</w:t></w:r></w:p><w:p><w:pPr><w:spacing w:after="120" w:line="276" w:lineRule="auto"/><w:ind w:left="709"/><w:jc w:val="both"/><w:rPr><w:rFonts w:ascii="Times New Roman" w:hAnsi="Times New Roman" w:cs="Times New Roman"/><w:sz w:val="24"/><w:szCs w:val="24"/></w:rPr></w:pPr><w:r><w:rPr><w:rFonts w:ascii="Times New Roman" w:hAnsi="Times New Roman" w:cs="Times New Roman"/><w:b/><w:bCs/><w:sz w:val="24"/><w:szCs w:val="24"/></w:rPr><w:t>Menerangkan bahwa</w:t></w:r><w:r><w:rPr><w:rFonts w:ascii="Times New Roman" w:hAnsi="Times New Roman" w:cs="Times New Roman"/><w:sz w:val="24"/><w:szCs w:val="24"/></w:rPr><w:t>:</w:t></w:r></w:p><w:p><w:pPr><w:tabs><w:tab w:val="left" w:pos="3969"/><w:tab w:val="left" w:pos="4253"/></w:tabs><w:spacing w:after="0" w:line="276" w:lineRule="auto"/><w:ind w:left="709"/><w:jc w:val="both"/><w:rPr><w:rFonts w:ascii="Times New Roman" w:hAnsi="Times New Roman" w:cs="Times New Roman"/><w:sz w:val="24"/><w:szCs w:val="24"/></w:rPr></w:pPr><w:r><w:rPr><w:rFonts w:ascii="Times New Roman" w:hAnsi="Times New Roman" w:cs="Times New Roman"/><w:sz w:val="24"/><w:szCs w:val="24"/></w:rPr><w:t>Nama</w:t></w:r><w:r><w:rPr><w:rFonts w:ascii="Times New Roman" w:hAnsi="Times New Roman" w:cs="Times New Roman"/><w:sz w:val="24"/><w:szCs w:val="24"/></w:rPr><w:tab/></w:r><w:r><w:rPr><w:rFonts w:ascii="Times New Roman" w:hAnsi="Times New Roman" w:cs="Times New Roman"/><w:sz w:val="24"/><w:szCs w:val="24"/></w:rPr><w:t>:</w:t></w:r><w:r><w:rPr><w:rFonts w:ascii="Times New Roman" w:hAnsi="Times New Roman" w:cs="Times New Roman"/><w:sz w:val="24"/><w:szCs w:val="24"/></w:rPr><w:tab/></w:r><w:r><w:rPr><w:r><w:rPr><w:rFonts w:ascii="Times New Roman" w:hAnsi="Times New Roman" w:cs="Times New Roman"/><w:sz w:val="24"/><w:szCs w:val="24"/></w:rPr><w:t>{nama_siswa}</w:t></w:r></w:p><w:p><w:pPr><w:tabs><w:tab w:val="left" w:pos="3969"/><w:tab w:val="left" w:pos="4253"/></w:tabs><w:spacing w:after="0" w:line="276" w:lineRule="auto"/><w:ind w:left="709"/><w:jc w:val="both"/><w:rPr><w:rFonts w:ascii="Times New Roman" w:hAnsi="Times New Roman" w:cs="Times New Roman"/><w:sz w:val="24"/><w:szCs w:val="24"/></w:rPr></w:pPr><w:r><w:rPr><w:rFonts w:ascii="Times New Roman" w:hAnsi="Times New Roman" w:cs="Times New Roman"/><w:sz w:val="24"/><w:szCs w:val="24"/></w:rPr><w:t>Tempat dan tanggal lahir</w:t></w:r><w:r><w:rPr><w:rFonts w:ascii="Times New Roman" w:hAnsi="Times New Roman" w:cs="Times New Roman"/><w:sz w:val="24"/><w:szCs w:val="24"/></w:rPr><w:tab/></w:r><w:r><w:rPr><w:rFonts w:ascii="Times New Roman" w:hAnsi="Times New Roman" w:cs="Times New Roman"/><w:sz w:val="24"/><w:szCs w:val="24"/></w:rPr><w:t>:</w:t></w:r><w:r><w:rPr><w:rFonts w:ascii="Times New Roman" w:hAnsi="Times New Roman" w:cs="Times New Roman"/><w:sz w:val="24"/><w:szCs w:val="24"/></w:rPr><w:tab/></w:r><w:r><w:rPr><w:r><w:rPr><w:rFonts w:ascii="Times New Roman" w:hAnsi="Times New Roman" w:cs="Times New Roman"/><w:sz w:val="24"/><w:szCs w:val="24"/></w:rPr><w:t>{tempat_lahir}</w:t></w:r><w:r><w:rPr><w:rFonts w:ascii="Times New Roman" w:hAnsi="Times New Roman" w:cs="Times New Roman"/><w:color w:val="EE0000"/><w:sz w:val="24"/><w:szCs w:val="24"/></w:rPr><w:t xml:space="preserve">, </w:t></w:r><w:r><w:rPr><w:r><w:rPr><w:rFonts w:ascii="Times New Roman" w:hAnsi="Times New Roman" w:cs="Times New Roman"/><w:sz w:val="24"/><w:szCs w:val="24"/></w:rPr><w:t>{tgl_lahir}</w:t></w:r></w:p><w:p><w:pPr><w:tabs><w:tab w:val="left" w:pos="3969"/><w:tab w:val="left" w:pos="4253"/></w:tabs><w:spacing w:after="0" w:line="276" w:lineRule="auto"/><w:ind w:left="709"/><w:jc w:val="both"/><w:rPr><w:rFonts w:ascii="Times New Roman" w:hAnsi="Times New Roman" w:cs="Times New Roman"/><w:sz w:val="24"/><w:szCs w:val="24"/></w:rPr></w:pPr><w:r><w:rPr><w:rFonts w:ascii="Times New Roman" w:hAnsi="Times New Roman" w:cs="Times New Roman"/><w:sz w:val="24"/><w:szCs w:val="24"/></w:rPr><w:t>Nama orang tua</w:t></w:r><w:r><w:rPr><w:rFonts w:ascii="Times New Roman" w:hAnsi="Times New Roman" w:cs="Times New Roman"/><w:sz w:val="24"/><w:szCs w:val="24"/></w:rPr><w:tab/></w:r><w:r><w:rPr><w:rFonts w:ascii="Times New Roman" w:hAnsi="Times New Roman" w:cs="Times New Roman"/><w:sz w:val="24"/><w:szCs w:val="24"/></w:rPr><w:t>:</w:t></w:r><w:r><w:rPr><w:rFonts w:ascii="Times New Roman" w:hAnsi="Times New Roman" w:cs="Times New Roman"/><w:sz w:val="24"/><w:szCs w:val="24"/></w:rPr><w:tab/></w:r><w:r><w:rPr><w:r><w:rPr><w:rFonts w:ascii="Times New Roman" w:hAnsi="Times New Roman" w:cs="Times New Roman"/><w:sz w:val="24"/><w:szCs w:val="24"/></w:rPr><w:t>{nama_orang_tua}</w:t></w:r></w:p><w:p><w:pPr><w:tabs><w:tab w:val="left" w:pos="3969"/><w:tab w:val="left" w:pos="4253"/></w:tabs><w:spacing w:after="0" w:line="276" w:lineRule="auto"/><w:ind w:left="709"/><w:jc w:val="both"/><w:rPr><w:rFonts w:ascii="Times New Roman" w:hAnsi="Times New Roman" w:cs="Times New Roman"/><w:sz w:val="24"/><w:szCs w:val="24"/></w:rPr></w:pPr><w:r><w:rPr><w:rFonts w:ascii="Times New Roman" w:hAnsi="Times New Roman" w:cs="Times New Roman"/><w:sz w:val="24"/><w:szCs w:val="24"/></w:rPr><w:t>Nomor Induk Siswa</w:t></w:r><w:r><w:rPr><w:rFonts w:ascii="Times New Roman" w:hAnsi="Times New Roman" w:cs="Times New Roman"/><w:sz w:val="24"/><w:szCs w:val="24"/></w:rPr><w:tab/><w:t>:</w:t></w:r><w:r><w:rPr><w:rFonts w:ascii="Times New Roman" w:hAnsi="Times New Roman" w:cs="Times New Roman"/><w:sz w:val="24"/><w:szCs w:val="24"/></w:rPr><w:tab/></w:r><w:r><w:rPr><w:r><w:rPr><w:rFonts w:ascii="Times New Roman" w:hAnsi="Times New Roman" w:cs="Times New Roman"/><w:sz w:val="24"/><w:szCs w:val="24"/></w:rPr><w:t>{nis}</w:t></w:r></w:p><w:p><w:pPr><w:tabs><w:tab w:val="left" w:pos="3969"/><w:tab w:val="left" w:pos="4253"/></w:tabs><w:spacing w:after="0" w:line="276" w:lineRule="auto"/><w:ind w:left="709"/><w:jc w:val="both"/><w:rPr><w:rFonts w:ascii="Times New Roman" w:hAnsi="Times New Roman" w:cs="Times New Roman"/><w:sz w:val="24"/><w:szCs w:val="24"/></w:rPr></w:pPr><w:r><w:rPr><w:rFonts w:ascii="Times New Roman" w:hAnsi="Times New Roman" w:cs="Times New Roman"/><w:sz w:val="24"/><w:szCs w:val="24"/></w:rPr><w:t>Nomor Induk Siswa Nasional</w:t></w:r><w:r><w:rPr><w:rFonts w:ascii="Times New Roman" w:hAnsi="Times New Roman" w:cs="Times New Roman"/><w:sz w:val="24"/><w:szCs w:val="24"/></w:rPr><w:tab/></w:r><w:r><w:rPr><w:rFonts w:ascii="Times New Roman" w:hAnsi="Times New Roman" w:cs="Times New Roman"/><w:sz w:val="24"/><w:szCs w:val="24"/></w:rPr><w:t>:</w:t></w:r><w:r><w:rPr><w:rFonts w:ascii="Times New Roman" w:hAnsi="Times New Roman" w:cs="Times New Roman"/><w:sz w:val="24"/><w:szCs w:val="24"/></w:rPr><w:tab/></w:r><w:r><w:rPr><w:r><w:rPr><w:rFonts w:ascii="Times New Roman" w:hAnsi="Times New Roman" w:cs="Times New Roman"/><w:sz w:val="24"/><w:szCs w:val="24"/></w:rPr><w:t>{nisn}</w:t></w:r></w:p><w:p><w:pPr><w:spacing w:before="120" w:line="276" w:lineRule="auto"/><w:ind w:firstLine="709"/><w:jc w:val="both"/><w:rPr><w:rFonts w:ascii="Times New Roman" w:hAnsi="Times New Roman" w:cs="Times New Roman"/><w:sz w:val="24"/><w:szCs w:val="24"/></w:rPr></w:pPr><w:r><w:rPr><w:rFonts w:ascii="Times New Roman" w:hAnsi="Times New Roman" w:cs="Times New Roman"/><w:sz w:val="24"/><w:szCs w:val="24"/></w:rPr><w:t>Dinyatakan</w:t></w:r></w:p><w:p><w:pPr><w:spacing w:after="0" w:line="276" w:lineRule="auto"/><w:jc w:val="center"/><w:rPr><w:rFonts w:ascii="Times New Roman" w:hAnsi="Times New Roman" w:cs="Times New Roman"/><w:b/><w:bCs/><w:sz w:val="28"/><w:szCs w:val="28"/></w:rPr></w:pPr><w:r><w:rPr><w:rFonts w:ascii="Times New Roman" w:hAnsi="Times New Roman" w:cs="Times New Roman"/><w:b/><w:bCs/><w:sz w:val="28"/><w:szCs w:val="28"/></w:rPr><w:t>L</w:t></w:r><w:r><w:rPr><w:rFonts w:ascii="Times New Roman" w:hAnsi="Times New Roman" w:cs="Times New Roman"/><w:b/><w:bCs/><w:sz w:val="28"/><w:szCs w:val="28"/></w:rPr><w:t>ULUS</w:t></w:r></w:p><w:p><w:pPr><w:spacing w:before="120" w:after="120" w:line="276" w:lineRule="auto"/><w:ind w:firstLine="720"/><w:jc w:val="both"/><w:rPr><w:rFonts w:ascii="Times New Roman" w:hAnsi="Times New Roman" w:cs="Times New Roman"/><w:sz w:val="24"/><w:szCs w:val="24"/></w:rPr></w:pPr><w:r><w:rPr><w:rFonts w:ascii="Times New Roman" w:hAnsi="Times New Roman" w:cs="Times New Roman"/><w:sz w:val="24"/><w:szCs w:val="24"/></w:rPr><w:t>dengan nilai sebagai berikut:</w:t></w:r></w:p><w:tbl><w:tblPr><w:tblStyle w:val="TableGrid"/><w:tblW w:w="9363" w:type="dxa"/><w:tblInd w:w="-5" w:type="dxa"/><w:tblLook w:val="04A0" w:firstRow="1" w:lastRow="0" w:firstColumn="1" w:lastColumn="0" w:noHBand="0" w:noVBand="1"/></w:tblPr><w:tblGrid><w:gridCol w:w="570"/><w:gridCol w:w="6234"/><w:gridCol w:w="2559"/></w:tblGrid><w:tr><w:trPr><w:tblHeader/></w:trPr><w:tc><w:tcPr><w:tcW w:w="570" w:type="dxa"/><w:shd w:val="clear" w:color="auto" w:fill="D0CECE" w:themeFill="background2" w:themeFillShade="E6"/><w:vAlign w:val="center"/></w:tcPr><w:p><w:pPr><w:spacing w:line="276" w:lineRule="auto"/><w:jc w:val="center"/><w:rPr><w:rFonts w:ascii="Times New Roman" w:hAnsi="Times New Roman" w:cs="Times New Roman"/><w:b/><w:bCs/><w:sz w:val="24"/><w:szCs w:val="24"/></w:rPr></w:pPr><w:r><w:rPr><w:rFonts w:ascii="Times New Roman" w:hAnsi="Times New Roman" w:cs="Times New Roman"/><w:b/><w:bCs/><w:sz w:val="24"/><w:szCs w:val="24"/></w:rPr><w:t>No.</w:t></w:r></w:p></w:tc><w:tc><w:tcPr><w:tcW w:w="6234" w:type="dxa"/><w:shd w:val="clear" w:color="auto" w:fill="D0CECE" w:themeFill="background2" w:themeFillShade="E6"/><w:vAlign w:val="center"/></w:tcPr><w:p><w:pPr><w:spacing w:line="276" w:lineRule="auto"/><w:jc w:val="center"/><w:rPr><w:rFonts w:ascii="Times New Roman" w:hAnsi="Times New Roman" w:cs="Times New Roman"/><w:b/><w:bCs/><w:sz w:val="24"/><w:szCs w:val="24"/></w:rPr></w:pPr><w:r><w:rPr><w:rFonts w:ascii="Times New Roman" w:hAnsi="Times New Roman" w:cs="Times New Roman"/><w:b/><w:bCs/><w:sz w:val="24"/><w:szCs w:val="24"/></w:rPr><w:t>Mata Pelajaran</w:t></w:r></w:p></w:tc><w:tc><w:tcPr><w:tcW w:w="2552" w:type="dxa"/><w:shd w:val="clear" w:color="auto" w:fill="D0CECE" w:themeFill="background2" w:themeFillShade="E6"/><w:vAlign w:val="center"/></w:tcPr><w:p><w:pPr><w:spacing w:line="276" w:lineRule="auto"/><w:jc w:val="center"/><w:rPr><w:rFonts w:ascii="Times New Roman" w:hAnsi="Times New Roman" w:cs="Times New Roman"/><w:b/><w:bCs/><w:sz w:val="24"/><w:szCs w:val="24"/></w:rPr></w:pPr><w:r><w:rPr><w:rFonts w:ascii="Times New Roman" w:hAnsi="Times New Roman" w:cs="Times New Roman"/><w:b/><w:bCs/><w:sz w:val="24"/><w:szCs w:val="24"/></w:rPr><w:t>Nilai Ijazah</w:t></w:r></w:p></w:tc></w:tr><w:tr><w:tc><w:tcPr><w:tcW w:w="9363" w:type="dxa"/><w:gridSpan w:val="3"/><w:shd w:val="clear" w:color="auto" w:fill="E7E6E6" w:themeFill="background2"/></w:tcPr><w:p><w:pPr><w:spacing w:line="276" w:lineRule="auto"/><w:jc w:val="both"/><w:rPr><w:rFonts w:ascii="Times New Roman" w:hAnsi="Times New Roman" w:cs="Times New Roman"/><w:sz w:val="24"/><w:szCs w:val="24"/></w:rPr></w:pPr><w:r><w:rPr><w:rFonts w:ascii="Times New Roman" w:hAnsi="Times New Roman" w:cs="Times New Roman"/><w:sz w:val="24"/><w:szCs w:val="24"/></w:rPr><w:t>Kelompok A</w:t></w:r></w:p></w:tc></w:tr><w:tr><w:tc><w:tcPr><w:tcW w:w="570" w:type="dxa"/></w:tcPr><w:p><w:pPr><w:spacing w:line="276" w:lineRule="auto"/><w:jc w:val="center"/><w:rPr><w:rFonts w:ascii="Times New Roman" w:hAnsi="Times New Roman" w:cs="Times New Roman"/><w:sz w:val="24"/><w:szCs w:val="24"/></w:rPr></w:pPr><w:r><w:rPr><w:rFonts w:ascii="Times New Roman" w:hAnsi="Times New Roman" w:cs="Times New Roman"/><w:sz w:val="24"/><w:szCs w:val="24"/></w:rPr><w:t>1.</w:t></w:r></w:p></w:tc><w:tc><w:tcPr><w:tcW w:w="6234" w:type="dxa"/></w:tcPr><w:p><w:pPr><w:spacing w:line="276" w:lineRule="auto"/><w:jc w:val="both"/><w:rPr><w:rFonts w:ascii="Times New Roman" w:hAnsi="Times New Roman" w:cs="Times New Roman"/><w:sz w:val="24"/><w:szCs w:val="24"/></w:rPr></w:pPr><w:r><w:rPr><w:rFonts w:ascii="Times New Roman" w:hAnsi="Times New Roman" w:cs="Times New Roman"/><w:sz w:val="24"/><w:szCs w:val="24"/></w:rPr><w:t>Pendidikan Agama Islam dan Budi Pekerti</w:t></w:r></w:p></w:tc><w:tc><w:tcPr><w:tcW w:w="2552" w:type="dxa"/></w:tcPr><w:p><w:pPr><w:spacing w:line="276" w:lineRule="auto"/><w:jc w:val="center"/><w:rPr><w:rFonts w:ascii="Times New Roman" w:hAnsi="Times New Roman" w:cs="Times New Roman"/><w:color w:val="EE0000"/><w:sz w:val="24"/><w:szCs w:val="24"/></w:rPr></w:pPr><w:r><w:rPr><w:r><w:rPr><w:rFonts w:ascii="Times New Roman" w:hAnsi="Times New Roman" w:cs="Times New Roman"/><w:sz w:val="24"/><w:szCs w:val="24"/></w:rPr><w:t>{pai}</w:t></w:r></w:p></w:tc></w:tr><w:tr><w:tc><w:tcPr><w:tcW w:w="570" w:type="dxa"/></w:tcPr><w:p><w:pPr><w:spacing w:line="276" w:lineRule="auto"/><w:jc w:val="center"/><w:rPr><w:rFonts w:ascii="Times New Roman" w:hAnsi="Times New Roman" w:cs="Times New Roman"/><w:sz w:val="24"/><w:szCs w:val="24"/></w:rPr></w:pPr><w:r><w:rPr><w:rFonts w:ascii="Times New Roman" w:hAnsi="Times New Roman" w:cs="Times New Roman"/><w:sz w:val="24"/><w:szCs w:val="24"/></w:rPr><w:t>2.</w:t></w:r></w:p></w:tc><w:tc><w:tcPr><w:tcW w:w="6234" w:type="dxa"/></w:tcPr><w:p><w:pPr><w:spacing w:line="276" w:lineRule="auto"/><w:jc w:val="both"/><w:rPr><w:rFonts w:ascii="Times New Roman" w:hAnsi="Times New Roman" w:cs="Times New Roman"/><w:sz w:val="24"/><w:szCs w:val="24"/></w:rPr></w:pPr><w:r><w:rPr><w:rFonts w:ascii="Times New Roman" w:hAnsi="Times New Roman" w:cs="Times New Roman"/><w:sz w:val="24"/><w:szCs w:val="24"/></w:rPr><w:t>Pendidikan Pancasila</w:t></w:r></w:p></w:tc><w:tc><w:tcPr><w:tcW w:w="2552" w:type="dxa"/></w:tcPr><w:p><w:pPr><w:spacing w:line="276" w:lineRule="auto"/><w:jc w:val="center"/><w:rPr><w:rFonts w:ascii="Times New Roman" w:hAnsi="Times New Roman" w:cs="Times New Roman"/><w:color w:val="EE0000"/><w:sz w:val="24"/><w:szCs w:val="24"/></w:rPr></w:pPr><w:r><w:rPr><w:r><w:rPr><w:rFonts w:ascii="Times New Roman" w:hAnsi="Times New Roman" w:cs="Times New Roman"/><w:sz w:val="24"/><w:szCs w:val="24"/></w:rPr><w:t>{pp}</w:t></w:r></w:p></w:tc></w:tr><w:tr><w:tc><w:tcPr><w:tcW w:w="570" w:type="dxa"/></w:tcPr><w:p><w:pPr><w:spacing w:line="276" w:lineRule="auto"/><w:jc w:val="center"/><w:rPr><w:rFonts w:ascii="Times New Roman" w:hAnsi="Times New Roman" w:cs="Times New Roman"/><w:sz w:val="24"/><w:szCs w:val="24"/></w:rPr></w:pPr><w:r><w:rPr><w:rFonts w:ascii="Times New Roman" w:hAnsi="Times New Roman" w:cs="Times New Roman"/><w:sz w:val="24"/><w:szCs w:val="24"/></w:rPr><w:t>3.</w:t></w:r></w:p></w:tc><w:tc><w:tcPr><w:tcW w:w="6234" w:type="dxa"/></w:tcPr><w:p><w:pPr><w:spacing w:line="276" w:lineRule="auto"/><w:jc w:val="both"/><w:rPr><w:rFonts w:ascii="Times New Roman" w:hAnsi="Times New Roman" w:cs="Times New Roman"/><w:sz w:val="24"/><w:szCs w:val="24"/></w:rPr></w:pPr><w:r><w:rPr><w:rFonts w:ascii="Times New Roman" w:hAnsi="Times New Roman" w:cs="Times New Roman"/><w:sz w:val="24"/><w:szCs w:val="24"/></w:rPr><w:t>Bahasa Indonesia</w:t></w:r></w:p></w:tc><w:tc><w:tcPr><w:tcW w:w="2552" w:type="dxa"/></w:tcPr><w:p><w:pPr><w:spacing w:line="276" w:lineRule="auto"/><w:jc w:val="center"/><w:rPr><w:rFonts w:ascii="Times New Roman" w:hAnsi="Times New Roman" w:cs="Times New Roman"/><w:color w:val="EE0000"/><w:sz w:val="24"/><w:szCs w:val="24"/></w:rPr></w:pPr><w:r><w:rPr><w:r><w:rPr><w:rFonts w:ascii="Times New Roman" w:hAnsi="Times New Roman" w:cs="Times New Roman"/><w:sz w:val="24"/><w:szCs w:val="24"/></w:rPr><w:t>{bind}</w:t></w:r></w:p></w:tc></w:tr><w:tr><w:tc><w:tcPr><w:tcW w:w="570" w:type="dxa"/></w:tcPr><w:p><w:pPr><w:spacing w:line="276" w:lineRule="auto"/><w:jc w:val="center"/><w:rPr><w:rFonts w:ascii="Times New Roman" w:hAnsi="Times New Roman" w:cs="Times New Roman"/><w:sz w:val="24"/><w:szCs w:val="24"/></w:rPr></w:pPr><w:r><w:rPr><w:rFonts w:ascii="Times New Roman" w:hAnsi="Times New Roman" w:cs="Times New Roman"/><w:sz w:val="24"/><w:szCs w:val="24"/></w:rPr><w:t>4.</w:t></w:r></w:p></w:tc><w:tc><w:tcPr><w:tcW w:w="6234" w:type="dxa"/></w:tcPr><w:p><w:pPr><w:spacing w:line="276" w:lineRule="auto"/><w:jc w:val="both"/><w:rPr><w:rFonts w:ascii="Times New Roman" w:hAnsi="Times New Roman" w:cs="Times New Roman"/><w:sz w:val="24"/><w:szCs w:val="24"/></w:rPr></w:pPr><w:r><w:rPr><w:rFonts w:ascii="Times New Roman" w:hAnsi="Times New Roman" w:cs="Times New Roman"/><w:sz w:val="24"/><w:szCs w:val="24"/></w:rPr><w:t>Matematika</w:t></w:r></w:p></w:tc><w:tc><w:tcPr><w:tcW w:w="2552" w:type="dxa"/></w:tcPr><w:p><w:pPr><w:spacing w:line="276" w:lineRule="auto"/><w:jc w:val="center"/><w:rPr><w:rFonts w:ascii="Times New Roman" w:hAnsi="Times New Roman" w:cs="Times New Roman"/><w:color w:val="EE0000"/><w:sz w:val="24"/><w:szCs w:val="24"/></w:rPr></w:pPr><w:r><w:rPr><w:r><w:rPr><w:rFonts w:ascii="Times New Roman" w:hAnsi="Times New Roman" w:cs="Times New Roman"/><w:sz w:val="24"/><w:szCs w:val="24"/></w:rPr><w:t>{mtk}</w:t></w:r></w:p></w:tc></w:tr><w:tr><w:tc><w:tcPr><w:tcW w:w="570" w:type="dxa"/></w:tcPr><w:p><w:pPr><w:spacing w:line="276" w:lineRule="auto"/><w:jc w:val="center"/><w:rPr><w:rFonts w:ascii="Times New Roman" w:hAnsi="Times New Roman" w:cs="Times New Roman"/><w:sz w:val="24"/><w:szCs w:val="24"/></w:rPr></w:pPr><w:r><w:rPr><w:rFonts w:ascii="Times New Roman" w:hAnsi="Times New Roman" w:cs="Times New Roman"/><w:sz w:val="24"/><w:szCs w:val="24"/></w:rPr><w:t>5.</w:t></w:r></w:p></w:tc><w:tc><w:tcPr><w:tcW w:w="6234" w:type="dxa"/></w:tcPr><w:p><w:pPr><w:spacing w:line="276" w:lineRule="auto"/><w:jc w:val="both"/><w:rPr><w:rFonts w:ascii="Times New Roman" w:hAnsi="Times New Roman" w:cs="Times New Roman"/><w:sz w:val="24"/><w:szCs w:val="24"/></w:rPr></w:pPr><w:r><w:rPr><w:rFonts w:ascii="Times New Roman" w:hAnsi="Times New Roman" w:cs="Times New Roman"/><w:sz w:val="24"/><w:szCs w:val="24"/></w:rPr><w:t>Ilmu Pengetahuan Alam dan Sosial</w:t></w:r></w:p></w:tc><w:tc><w:tcPr><w:tcW w:w="2552" w:type="dxa"/></w:tcPr><w:p><w:pPr><w:spacing w:line="276" w:lineRule="auto"/><w:jc w:val="center"/><w:rPr><w:rFonts w:ascii="Times New Roman" w:hAnsi="Times New Roman" w:cs="Times New Roman"/><w:color w:val="EE0000"/><w:sz w:val="24"/><w:szCs w:val="24"/></w:rPr></w:pPr><w:r><w:rPr><w:r><w:rPr><w:rFonts w:ascii="Times New Roman" w:hAnsi="Times New Roman" w:cs="Times New Roman"/><w:sz w:val="24"/><w:szCs w:val="24"/></w:rPr><w:t>{ipas}</w:t></w:r></w:p></w:tc></w:tr><w:tr><w:tc><w:tcPr><w:tcW w:w="570" w:type="dxa"/></w:tcPr><w:p><w:pPr><w:spacing w:line="276" w:lineRule="auto"/><w:jc w:val="center"/><w:rPr><w:rFonts w:ascii="Times New Roman" w:hAnsi="Times New Roman" w:cs="Times New Roman"/><w:sz w:val="24"/><w:szCs w:val="24"/></w:rPr></w:pPr><w:r><w:rPr><w:rFonts w:ascii="Times New Roman" w:hAnsi="Times New Roman" w:cs="Times New Roman"/><w:sz w:val="24"/><w:szCs w:val="24"/></w:rPr><w:t>6.</w:t></w:r></w:p></w:tc><w:tc><w:tcPr><w:tcW w:w="6234" w:type="dxa"/></w:tcPr><w:p><w:pPr><w:spacing w:line="276" w:lineRule="auto"/><w:jc w:val="both"/><w:rPr><w:rFonts w:ascii="Times New Roman" w:hAnsi="Times New Roman" w:cs="Times New Roman"/><w:sz w:val="24"/><w:szCs w:val="24"/></w:rPr></w:pPr><w:r><w:rPr><w:rFonts w:ascii="Times New Roman" w:hAnsi="Times New Roman" w:cs="Times New Roman"/><w:sz w:val="24"/><w:szCs w:val="24"/></w:rPr><w:t>Seni Budaya</w:t></w:r></w:p></w:tc><w:tc><w:tcPr><w:tcW w:w="2552" w:type="dxa"/></w:tcPr><w:p><w:pPr><w:spacing w:line="276" w:lineRule="auto"/><w:jc w:val="center"/><w:rPr><w:rFonts w:ascii="Times New Roman" w:hAnsi="Times New Roman" w:cs="Times New Roman"/><w:color w:val="EE0000"/><w:sz w:val="24"/><w:szCs w:val="24"/></w:rPr></w:pPr><w:r><w:rPr><w:r><w:rPr><w:rFonts w:ascii="Times New Roman" w:hAnsi="Times New Roman" w:cs="Times New Roman"/><w:sz w:val="24"/><w:szCs w:val="24"/></w:rPr><w:t>{sb}</w:t></w:r></w:p></w:tc></w:tr><w:tr><w:tc><w:tcPr><w:tcW w:w="570" w:type="dxa"/></w:tcPr><w:p><w:pPr><w:spacing w:line="276" w:lineRule="auto"/><w:jc w:val="center"/><w:rPr><w:rFonts w:ascii="Times New Roman" w:hAnsi="Times New Roman" w:cs="Times New Roman"/><w:sz w:val="24"/><w:szCs w:val="24"/></w:rPr></w:pPr><w:r><w:rPr><w:rFonts w:ascii="Times New Roman" w:hAnsi="Times New Roman" w:cs="Times New Roman"/><w:sz w:val="24"/><w:szCs w:val="24"/></w:rPr><w:t>7.</w:t></w:r></w:p></w:tc><w:tc><w:tcPr><w:tcW w:w="6234" w:type="dxa"/></w:tcPr><w:p><w:pPr><w:spacing w:line="276" w:lineRule="auto"/><w:jc w:val="both"/><w:rPr><w:rFonts w:ascii="Times New Roman" w:hAnsi="Times New Roman" w:cs="Times New Roman"/><w:sz w:val="24"/><w:szCs w:val="24"/></w:rPr></w:pPr><w:r><w:rPr><w:rFonts w:ascii="Times New Roman" w:hAnsi="Times New Roman" w:cs="Times New Roman"/><w:sz w:val="24"/><w:szCs w:val="24"/></w:rPr><w:t>Pendidikan Jasmani, Olahraga, dan Kesehatan</w:t></w:r></w:p></w:tc><w:tc><w:tcPr><w:tcW w:w="2552" w:type="dxa"/></w:tcPr><w:p><w:pPr><w:spacing w:line="276" w:lineRule="auto"/><w:jc w:val="center"/><w:rPr><w:rFonts w:ascii="Times New Roman" w:hAnsi="Times New Roman" w:cs="Times New Roman"/><w:color w:val="EE0000"/><w:sz w:val="24"/><w:szCs w:val="24"/></w:rPr></w:pPr><w:r><w:rPr><w:r><w:rPr><w:rFonts w:ascii="Times New Roman" w:hAnsi="Times New Roman" w:cs="Times New Roman"/><w:sz w:val="24"/><w:szCs w:val="24"/></w:rPr><w:t>{pjok}</w:t></w:r></w:p></w:tc></w:tr><w:tr><w:tc><w:tcPr><w:tcW w:w="570" w:type="dxa"/></w:tcPr><w:p><w:pPr><w:spacing w:line="276" w:lineRule="auto"/><w:jc w:val="center"/><w:rPr><w:rFonts w:ascii="Times New Roman" w:hAnsi="Times New Roman" w:cs="Times New Roman"/><w:sz w:val="24"/><w:szCs w:val="24"/></w:rPr></w:pPr><w:r><w:rPr><w:rFonts w:ascii="Times New Roman" w:hAnsi="Times New Roman" w:cs="Times New Roman"/><w:sz w:val="24"/><w:szCs w:val="24"/></w:rPr><w:t>8.</w:t></w:r></w:p></w:tc><w:tc><w:tcPr><w:tcW w:w="6234" w:type="dxa"/></w:tcPr><w:p><w:pPr><w:spacing w:line="276" w:lineRule="auto"/><w:jc w:val="both"/><w:rPr><w:rFonts w:ascii="Times New Roman" w:hAnsi="Times New Roman" w:cs="Times New Roman"/><w:sz w:val="24"/><w:szCs w:val="24"/></w:rPr></w:pPr><w:r><w:rPr><w:rFonts w:ascii="Times New Roman" w:hAnsi="Times New Roman" w:cs="Times New Roman"/><w:sz w:val="24"/><w:szCs w:val="24"/></w:rPr><w:t>Bahasa Inggris</w:t></w:r></w:p></w:tc><w:tc><w:tcPr><w:tcW w:w="2552" w:type="dxa"/></w:tcPr><w:p><w:pPr><w:spacing w:line="276" w:lineRule="auto"/><w:jc w:val="center"/><w:rPr><w:rFonts w:ascii="Times New Roman" w:hAnsi="Times New Roman" w:cs="Times New Roman"/><w:color w:val="EE0000"/><w:sz w:val="24"/><w:szCs w:val="24"/></w:rPr></w:pPr><w:r><w:rPr><w:r><w:rPr><w:rFonts w:ascii="Times New Roman" w:hAnsi="Times New Roman" w:cs="Times New Roman"/><w:sz w:val="24"/><w:szCs w:val="24"/></w:rPr><w:t>{bing}</w:t></w:r></w:p></w:tc></w:tr><w:tr><w:tc><w:tcPr><w:tcW w:w="9363" w:type="dxa"/><w:gridSpan w:val="3"/><w:shd w:val="clear" w:color="auto" w:fill="E7E6E6" w:themeFill="background2"/></w:tcPr><w:p><w:pPr><w:spacing w:line="276" w:lineRule="auto"/><w:jc w:val="both"/><w:rPr><w:rFonts w:ascii="Times New Roman" w:hAnsi="Times New Roman" w:cs="Times New Roman"/><w:sz w:val="24"/><w:szCs w:val="24"/></w:rPr></w:pPr><w:r><w:rPr><w:rFonts w:ascii="Times New Roman" w:hAnsi="Times New Roman" w:cs="Times New Roman"/><w:sz w:val="24"/><w:szCs w:val="24"/></w:rPr><w:t>Kelompok B</w:t></w:r></w:p></w:tc></w:tr><w:tr><w:tc><w:tcPr><w:tcW w:w="570" w:type="dxa"/></w:tcPr><w:p><w:pPr><w:spacing w:line="276" w:lineRule="auto"/><w:jc w:val="center"/><w:rPr><w:rFonts w:ascii="Times New Roman" w:hAnsi="Times New Roman" w:cs="Times New Roman"/><w:sz w:val="24"/><w:szCs w:val="24"/></w:rPr></w:pPr><w:r><w:rPr><w:rFonts w:ascii="Times New Roman" w:hAnsi="Times New Roman" w:cs="Times New Roman"/><w:sz w:val="24"/><w:szCs w:val="24"/></w:rPr><w:t>9.</w:t></w:r></w:p></w:tc><w:tc><w:tcPr><w:tcW w:w="6234" w:type="dxa"/></w:tcPr><w:p><w:pPr><w:spacing w:line="276" w:lineRule="auto"/><w:jc w:val="both"/><w:rPr><w:rFonts w:ascii="Times New Roman" w:hAnsi="Times New Roman" w:cs="Times New Roman"/><w:sz w:val="24"/><w:szCs w:val="24"/></w:rPr></w:pPr><w:r><w:rPr><w:rFonts w:ascii="Times New Roman" w:hAnsi="Times New Roman" w:cs="Times New Roman"/><w:sz w:val="24"/><w:szCs w:val="24"/></w:rPr><w:t>Muatan Lokal:</w:t></w:r></w:p></w:tc><w:tc><w:tcPr><w:tcW w:w="2552" w:type="dxa"/></w:tcPr><w:p><w:pPr><w:spacing w:line="276" w:lineRule="auto"/><w:jc w:val="both"/><w:rPr><w:rFonts w:ascii="Times New Roman" w:hAnsi="Times New Roman" w:cs="Times New Roman"/><w:sz w:val="24"/><w:szCs w:val="24"/></w:rPr></w:pPr></w:p></w:tc></w:tr><w:tr><w:tc><w:tcPr><w:tcW w:w="570" w:type="dxa"/></w:tcPr><w:p><w:pPr><w:spacing w:line="276" w:lineRule="auto"/><w:jc w:val="both"/><w:rPr><w:rFonts w:ascii="Times New Roman" w:hAnsi="Times New Roman" w:cs="Times New Roman"/><w:sz w:val="24"/><w:szCs w:val="24"/></w:rPr></w:pPr></w:p></w:tc><w:tc><w:tcPr><w:tcW w:w="6234" w:type="dxa"/></w:tcPr><w:p><w:pPr><w:pStyle w:val="ListParagraph"/><w:numPr><w:ilvl w:val="0"/><w:numId w:val="2"/></w:numPr><w:spacing w:line="276" w:lineRule="auto"/><w:contextualSpacing w:val="0"/><w:jc w:val="both"/><w:rPr><w:rFonts w:ascii="Times New Roman" w:hAnsi="Times New Roman" w:cs="Times New Roman"/><w:sz w:val="24"/><w:szCs w:val="24"/></w:rPr></w:pPr><w:r><w:rPr><w:rFonts w:ascii="Times New Roman" w:hAnsi="Times New Roman" w:cs="Times New Roman"/><w:sz w:val="24"/><w:szCs w:val="24"/></w:rPr><w:t>Bahasa dan Sastra Sunda</w:t></w:r></w:p></w:tc><w:tc><w:tcPr><w:tcW w:w="2552" w:type="dxa"/></w:tcPr><w:p><w:pPr><w:spacing w:line="276" w:lineRule="auto"/><w:jc w:val="center"/><w:rPr><w:rFonts w:ascii="Times New Roman" w:hAnsi="Times New Roman" w:cs="Times New Roman"/><w:color w:val="EE0000"/><w:sz w:val="24"/><w:szCs w:val="24"/></w:rPr></w:pPr><w:r><w:rPr><w:r><w:rPr><w:rFonts w:ascii="Times New Roman" w:hAnsi="Times New Roman" w:cs="Times New Roman"/><w:sz w:val="24"/><w:szCs w:val="24"/></w:rPr><w:t>{bsund}</w:t></w:r></w:p></w:tc></w:tr><w:tr><w:tc><w:tcPr><w:tcW w:w="570" w:type="dxa"/></w:tcPr><w:p><w:pPr><w:spacing w:line="276" w:lineRule="auto"/><w:jc w:val="both"/><w:rPr><w:rFonts w:ascii="Times New Roman" w:hAnsi="Times New Roman" w:cs="Times New Roman"/><w:sz w:val="24"/><w:szCs w:val="24"/></w:rPr></w:pPr></w:p></w:tc><w:tc><w:tcPr><w:tcW w:w="6234" w:type="dxa"/></w:tcPr><w:p><w:pPr><w:pStyle w:val="ListParagraph"/><w:numPr><w:ilvl w:val="0"/><w:numId w:val="2"/></w:numPr><w:spacing w:line="276" w:lineRule="auto"/><w:contextualSpacing w:val="0"/><w:jc w:val="both"/><w:rPr><w:rFonts w:ascii="Times New Roman" w:hAnsi="Times New Roman" w:cs="Times New Roman"/><w:sz w:val="24"/><w:szCs w:val="24"/></w:rPr></w:pPr><w:r><w:rPr><w:rFonts w:ascii="Times New Roman" w:hAnsi="Times New Roman" w:cs="Times New Roman"/><w:sz w:val="24"/><w:szCs w:val="24"/></w:rPr><w:t>Informatika/Teknologi Informasi dan Komunikasi</w:t></w:r></w:p></w:tc><w:tc><w:tcPr><w:tcW w:w="2552" w:type="dxa"/></w:tcPr><w:p><w:pPr><w:spacing w:line="276" w:lineRule="auto"/><w:jc w:val="center"/><w:rPr><w:rFonts w:ascii="Times New Roman" w:hAnsi="Times New Roman" w:cs="Times New Roman"/><w:color w:val="EE0000"/><w:sz w:val="24"/><w:szCs w:val="24"/></w:rPr></w:pPr><w:r><w:rPr><w:r><w:rPr><w:rFonts w:ascii="Times New Roman" w:hAnsi="Times New Roman" w:cs="Times New Roman"/><w:sz w:val="24"/><w:szCs w:val="24"/></w:rPr><w:t>{tik}</w:t></w:r></w:p></w:tc></w:tr><w:tr><w:tc><w:tcPr><w:tcW w:w="570" w:type="dxa"/></w:tcPr><w:p><w:pPr><w:spacing w:line="276" w:lineRule="auto"/><w:jc w:val="both"/><w:rPr><w:rFonts w:ascii="Times New Roman" w:hAnsi="Times New Roman" w:cs="Times New Roman"/><w:sz w:val="24"/><w:szCs w:val="24"/></w:rPr></w:pPr></w:p></w:tc><w:tc><w:tcPr><w:tcW w:w="6234" w:type="dxa"/></w:tcPr><w:p><w:pPr><w:pStyle w:val="ListParagraph"/><w:numPr><w:ilvl w:val="0"/><w:numId w:val="2"/></w:numPr><w:spacing w:line="276" w:lineRule="auto"/><w:contextualSpacing w:val="0"/><w:jc w:val="both"/><w:rPr><w:rFonts w:ascii="Times New Roman" w:hAnsi="Times New Roman" w:cs="Times New Roman"/><w:sz w:val="24"/><w:szCs w:val="24"/></w:rPr></w:pPr><w:r><w:rPr><w:rFonts w:ascii="Times New Roman" w:hAnsi="Times New Roman" w:cs="Times New Roman"/><w:sz w:val="24"/><w:szCs w:val="24"/></w:rPr><w:t>Koding dan Kecerdasan Artifisial</w:t></w:r></w:p></w:tc><w:tc><w:tcPr><w:tcW w:w="2552" w:type="dxa"/></w:tcPr><w:p><w:pPr><w:spacing w:line="276" w:lineRule="auto"/><w:jc w:val="center"/><w:rPr><w:rFonts w:ascii="Times New Roman" w:hAnsi="Times New Roman" w:cs="Times New Roman"/><w:color w:val="EE0000"/><w:sz w:val="24"/><w:szCs w:val="24"/></w:rPr></w:pPr><w:r><w:rPr><w:rFonts w:ascii="Times New Roman" w:hAnsi="Times New Roman" w:cs="Times New Roman"/><w:sz w:val="24"/><w:szCs w:val="24"/></w:rPr><w:t>{kka}</w:t></w:r></w:p></w:tc></w:tr></w:tbl><w:p><w:pPr><w:spacing w:after="0" w:line="276" w:lineRule="auto"/><w:jc w:val="both"/><w:rPr><w:rFonts w:ascii="Times New Roman" w:hAnsi="Times New Roman" w:cs="Times New Roman"/><w:sz w:val="24"/><w:szCs w:val="24"/></w:rPr></w:pPr></w:p><w:p><w:pPr><w:spacing w:after="240" w:line="276" w:lineRule="auto"/><w:jc w:val="both"/><w:rPr><w:rFonts w:ascii="Times New Roman" w:hAnsi="Times New Roman" w:cs="Times New Roman"/><w:sz w:val="24"/><w:szCs w:val="24"/></w:rPr></w:pPr><w:r><w:rPr><w:rFonts w:ascii="Times New Roman" w:hAnsi="Times New Roman" w:cs="Times New Roman"/><w:sz w:val="24"/><w:szCs w:val="24"/></w:rPr><w:t>Demikian surat keterangan ini dibuat dengan sebenar-benarnya, agar dapat dipergunakan sebagaimana mestinya.</w:t></w:r></w:p><w:p><w:pPr><w:tabs><w:tab w:val="left" w:pos="5387"/></w:tabs><w:spacing w:after="0" w:line="276" w:lineRule="auto"/><w:jc w:val="both"/><w:rPr><w:rFonts w:ascii="Times New Roman" w:hAnsi="Times New Roman" w:cs="Times New Roman"/><w:sz w:val="24"/><w:szCs w:val="24"/></w:rPr></w:pPr><w:r><w:rPr><w:rFonts w:ascii="Times New Roman" w:hAnsi="Times New Roman" w:cs="Times New Roman"/><w:sz w:val="24"/><w:szCs w:val="24"/></w:rPr><w:tab/></w:r><w:r><w:rPr><w:rFonts w:ascii="Times New Roman" w:hAnsi="Times New Roman" w:cs="Times New Roman"/><w:sz w:val="24"/><w:szCs w:val="24"/></w:rPr><w:t>Ditetapkan di: Kota Depok</w:t></w:r></w:p><w:p><w:pPr><w:tabs><w:tab w:val="left" w:pos="5387"/></w:tabs><w:spacing w:after="0" w:line="276" w:lineRule="auto"/><w:jc w:val="both"/><w:rPr><w:rFonts w:ascii="Times New Roman" w:hAnsi="Times New Roman" w:cs="Times New Roman"/><w:sz w:val="24"/><w:szCs w:val="24"/></w:rPr></w:pPr><w:r><w:rPr><w:rFonts w:ascii="Times New Roman" w:hAnsi="Times New Roman" w:cs="Times New Roman"/><w:sz w:val="24"/><w:szCs w:val="24"/></w:rPr><w:tab/></w:r><w:r><w:rPr><w:rFonts w:ascii="Times New Roman" w:hAnsi="Times New Roman" w:cs="Times New Roman"/><w:sz w:val="24"/><w:szCs w:val="24"/></w:rPr><w:t xml:space="preserve">Pada tanggal: </w:t></w:r><w:r><w:rPr><w:rFonts w:ascii="Times New Roman" w:hAnsi="Times New Roman" w:cs="Times New Roman"/><w:color w:val="EE0000"/><w:sz w:val="24"/><w:szCs w:val="24"/></w:rPr><w:t>2 Juni 2025</w:t></w:r></w:p><w:p><w:pPr><w:tabs><w:tab w:val="left" w:pos="5387"/></w:tabs><w:spacing w:after="840" w:line="276" w:lineRule="auto"/><w:jc w:val="both"/><w:rPr><w:rFonts w:ascii="Times New Roman" w:hAnsi="Times New Roman" w:cs="Times New Roman"/><w:sz w:val="24"/><w:szCs w:val="24"/></w:rPr></w:pPr><w:r><w:rPr><w:rFonts w:ascii="Times New Roman" w:hAnsi="Times New Roman" w:cs="Times New Roman"/><w:sz w:val="24"/><w:szCs w:val="24"/></w:rPr><w:tab/></w:r><w:r><w:rPr><w:rFonts w:ascii="Times New Roman" w:hAnsi="Times New Roman" w:cs="Times New Roman"/><w:sz w:val="24"/><w:szCs w:val="24"/></w:rPr><w:t>Kepala SD Muhammadiyah 01 Kukusan</w:t></w:r></w:p><w:p><w:pPr><w:tabs><w:tab w:val="left" w:pos="5387"/></w:tabs><w:spacing w:after="0" w:line="276" w:lineRule="auto"/><w:jc w:val="both"/><w:rPr><w:rFonts w:ascii="Times New Roman" w:hAnsi="Times New Roman" w:cs="Times New Roman"/><w:b/><w:bCs/><w:sz w:val="24"/><w:szCs w:val="24"/><w:u w:val="single"/></w:rPr></w:pPr><w:r><w:rPr><w:rFonts w:ascii="Times New Roman" w:hAnsi="Times New Roman" w:cs="Times New Roman"/><w:sz w:val="24"/><w:szCs w:val="24"/></w:rPr><w:tab/></w:r><w:r><w:rPr><w:rFonts w:ascii="Times New Roman" w:hAnsi="Times New Roman" w:cs="Times New Roman"/><w:b/><w:bCs/><w:sz w:val="24"/><w:szCs w:val="24"/><w:u w:val="single"/></w:rPr><w:t>Mudzakkir Walad, S.Pd</w:t></w:r></w:p><w:p><w:pPr><w:tabs><w:tab w:val="left" w:pos="5387"/></w:tabs><w:spacing w:after="0" w:line="276" w:lineRule="auto"/><w:jc w:val="both"/><w:rPr><w:rFonts w:ascii="Times New Roman" w:hAnsi="Times New Roman" w:cs="Times New Roman"/><w:b/><w:bCs/><w:sz w:val="24"/><w:szCs w:val="24"/></w:rPr></w:pPr><w:r><w:rPr><w:rFonts w:ascii="Times New Roman" w:hAnsi="Times New Roman" w:cs="Times New Roman"/><w:b/><w:bCs/><w:sz w:val="24"/><w:szCs w:val="24"/></w:rPr><w:tab/></w:r><w:r><w:rPr><w:rFonts w:ascii="Times New Roman" w:hAnsi="Times New Roman" w:cs="Times New Roman"/><w:b/><w:bCs/><w:sz w:val="24"/><w:szCs w:val="24"/></w:rPr><w:t>NBM. 1167333</w:t></w:r></w:p><w:sectPr><w:headerReference w:type="default" r:id="rId8"/><w:pgSz w:w="12240" w:h="18720" w:code="14"/><w:pgMar w:top="2552" w:right="1440" w:bottom="567" w:left="1440" w:header="708" w:footer="708" w:gutter="0"/><w:cols w:space="708"/><w:docGrid w:linePitch="360"/></w:sectPr></w:body></w:document>
 </file>
 
 <file path=word/endnotes.xml><?xml version="1.0" encoding="utf-8"?>
